--- a/public/templates/HopDongKhachBanLai-template.docx
+++ b/public/templates/HopDongKhachBanLai-template.docx
@@ -91,6 +91,15 @@
           <w:lang w:val="en-US"/>
         </w:rPr>
         <w:t xml:space="preserve">Căn cứ từ hợp đồng bán hàng số: </w:t>
+      </w:r>
+      <w:r>
+        <w:rPr>
+          <w:rFonts w:asciiTheme="majorHAnsi" w:hAnsiTheme="majorHAnsi" w:cstheme="majorHAnsi"/>
+          <w:sz w:val="26"/>
+          <w:szCs w:val="26"/>
+          <w:lang w:val="en-US"/>
+        </w:rPr>
+        <w:t>{sale_contract_no}</w:t>
       </w:r>
     </w:p>
     <w:p>

--- a/public/templates/HopDongKhachBanLai-template.docx
+++ b/public/templates/HopDongKhachBanLai-template.docx
@@ -1270,14 +1270,41 @@
       <w:pPr>
         <w:rPr>
           <w:rFonts w:asciiTheme="majorHAnsi" w:hAnsiTheme="majorHAnsi" w:cstheme="majorHAnsi"/>
-          <w:sz w:val="26"/>
-          <w:szCs w:val="26"/>
-          <w:lang w:val="en-US"/>
-        </w:rPr>
-      </w:pPr>
+          <w:i/>
+          <w:iCs/>
+          <w:lang w:val="en-AU"/>
+        </w:rPr>
+      </w:pPr>
+      <w:r>
+        <w:rPr>
+          <w:rFonts w:asciiTheme="majorHAnsi" w:hAnsiTheme="majorHAnsi" w:cstheme="majorHAnsi"/>
+          <w:i/>
+          <w:iCs/>
+          <w:lang w:val="en-US"/>
+        </w:rPr>
+        <w:t>{</w:t>
+      </w:r>
+      <w:r>
+        <w:rPr>
+          <w:rFonts w:asciiTheme="majorHAnsi" w:hAnsiTheme="majorHAnsi" w:cstheme="majorHAnsi"/>
+          <w:i/>
+          <w:iCs/>
+        </w:rPr>
+        <w:t>total_text</w:t>
+      </w:r>
+      <w:r>
+        <w:rPr>
+          <w:rFonts w:asciiTheme="majorHAnsi" w:hAnsiTheme="majorHAnsi" w:cstheme="majorHAnsi"/>
+          <w:i/>
+          <w:iCs/>
+          <w:lang w:val="en-AU"/>
+        </w:rPr>
+        <w:t>}</w:t>
+      </w:r>
     </w:p>
     <w:p>
       <w:pPr>
+        <w:jc w:val="right"/>
         <w:rPr>
           <w:rFonts w:asciiTheme="majorHAnsi" w:hAnsiTheme="majorHAnsi" w:cstheme="majorHAnsi"/>
           <w:sz w:val="26"/>
